--- a/vizsgaremek_doku_minta.docx
+++ b/vizsgaremek_doku_minta.docx
@@ -2000,34 +2000,76 @@
     </w:p>
     <w:p>
       <w:pPr>
+        <w:pStyle w:val="NormlWeb"/>
+      </w:pPr>
+      <w:r>
+        <w:t>Ez az oldal lehetőséget ad arra, hogy bárki felelősen kutyát örökbe fogadjon. A háziállatok külön fajták szerint lesznek bemutatva, így mindenki könnyen megtalálhatja a számára legmegfelelőbb társat.</w:t>
+      </w:r>
+    </w:p>
+    <w:p>
+      <w:pPr>
+        <w:pStyle w:val="NormlWeb"/>
+      </w:pPr>
+      <w:r>
+        <w:t xml:space="preserve">A weboldalon helyet kap egy </w:t>
+      </w:r>
+      <w:r>
         <w:rPr>
-          <w:rFonts w:asciiTheme="minorHAnsi" w:hAnsiTheme="minorHAnsi"/>
-          <w:color w:val="FF0000"/>
-          <w:sz w:val="28"/>
-          <w:szCs w:val="28"/>
+          <w:rStyle w:val="Kiemels2"/>
+          <w:rFonts w:eastAsiaTheme="majorEastAsia"/>
+          <w:b w:val="0"/>
+          <w:bCs w:val="0"/>
         </w:rPr>
-      </w:pPr>
+        <w:t>„Rólunk”</w:t>
+      </w:r>
       <w:r>
         <w:rPr>
-          <w:rStyle w:val="normaltextrun"/>
-          <w:rFonts w:asciiTheme="minorHAnsi" w:hAnsiTheme="minorHAnsi"/>
-          <w:color w:val="000000"/>
-          <w:sz w:val="28"/>
-          <w:szCs w:val="28"/>
-          <w:shd w:val="clear" w:color="auto" w:fill="FFFFFF"/>
+          <w:b/>
+          <w:bCs/>
         </w:rPr>
-        <w:t>Egy menhely oldal, ahol kutyákat lehet örökbe fogadni. Külön fajtákra lesznek bontva a házi állatok. Lesz rólunk külön egy kis rész, ami bemutatja a mi kis történetünket röviden. Lesz visszajelzés, ha valami gond van az oldalon vagy kérdése lenne a felhasználónak hozzánk. Elérhetőségeket is tervezünk, hogy könnyeben elérhessenek minket.</w:t>
+        <w:t xml:space="preserve"> </w:t>
+      </w:r>
+      <w:r>
+        <w:t xml:space="preserve">rész is, ahol röviden bemutatjuk a menhely történetét és céljait. Emellett biztosítunk </w:t>
       </w:r>
       <w:r>
         <w:rPr>
-          <w:rStyle w:val="eop"/>
-          <w:rFonts w:asciiTheme="minorHAnsi" w:hAnsiTheme="minorHAnsi"/>
-          <w:color w:val="000000"/>
-          <w:sz w:val="28"/>
-          <w:szCs w:val="28"/>
-          <w:shd w:val="clear" w:color="auto" w:fill="FFFFFF"/>
+          <w:rStyle w:val="Kiemels2"/>
+          <w:rFonts w:eastAsiaTheme="majorEastAsia"/>
+          <w:b w:val="0"/>
+          <w:bCs w:val="0"/>
         </w:rPr>
-        <w:t> </w:t>
+        <w:t>visszajelzési lehetőséget</w:t>
+      </w:r>
+      <w:r>
+        <w:rPr>
+          <w:b/>
+          <w:bCs/>
+        </w:rPr>
+        <w:t>,</w:t>
+      </w:r>
+      <w:r>
+        <w:t xml:space="preserve"> hogy a felhasználók jelezhessék, ha problémát tapasztalnak, vagy kérdésük merül fel.</w:t>
+      </w:r>
+    </w:p>
+    <w:p>
+      <w:pPr>
+        <w:pStyle w:val="NormlWeb"/>
+      </w:pPr>
+      <w:r>
+        <w:t xml:space="preserve">Az </w:t>
+      </w:r>
+      <w:r>
+        <w:rPr>
+          <w:rStyle w:val="Kiemels2"/>
+          <w:rFonts w:eastAsiaTheme="majorEastAsia"/>
+          <w:b w:val="0"/>
+          <w:bCs w:val="0"/>
+        </w:rPr>
+        <w:t>elérhetőségek</w:t>
+      </w:r>
+      <w:r>
+        <w:t xml:space="preserve"> szintén kiemelt szerepet kapnak, hogy bárki gyorsan és egyszerűen kapcsolatba léphessen velünk.</w:t>
       </w:r>
     </w:p>
     <w:p/>
@@ -2065,15 +2107,7 @@
         <w:t>Programozási nyelvek</w:t>
       </w:r>
       <w:r>
-        <w:t xml:space="preserve">: HTML, CSS, JavaScript, </w:t>
-      </w:r>
-      <w:proofErr w:type="spellStart"/>
-      <w:r>
-        <w:t>React</w:t>
-      </w:r>
-      <w:proofErr w:type="spellEnd"/>
-      <w:r>
-        <w:t xml:space="preserve"> – a webes felület megvalósításához</w:t>
+        <w:t>: HTML, CSS, JavaScript, – a webes felület megvalósításához</w:t>
       </w:r>
     </w:p>
     <w:p>
@@ -2156,6 +2190,7 @@
         <w:rPr>
           <w:rFonts w:hAnsi="Symbol"/>
         </w:rPr>
+        <w:lastRenderedPageBreak/>
         <w:t></w:t>
       </w:r>
       <w:r>
@@ -2196,7 +2231,6 @@
         <w:rPr>
           <w:rFonts w:hAnsi="Symbol"/>
         </w:rPr>
-        <w:lastRenderedPageBreak/>
         <w:t></w:t>
       </w:r>
       <w:r>
@@ -2446,33 +2480,6 @@
           <w:numId w:val="17"/>
         </w:numPr>
       </w:pPr>
-      <w:r>
-        <w:t xml:space="preserve"> </w:t>
-      </w:r>
-      <w:proofErr w:type="spellStart"/>
-      <w:r>
-        <w:rPr>
-          <w:rStyle w:val="Kiemels2"/>
-          <w:rFonts w:eastAsiaTheme="majorEastAsia"/>
-        </w:rPr>
-        <w:t>React</w:t>
-      </w:r>
-      <w:proofErr w:type="spellEnd"/>
-      <w:r>
-        <w:t xml:space="preserve"> – modern frontend keretrendszer</w:t>
-      </w:r>
-    </w:p>
-    <w:p>
-      <w:pPr>
-        <w:pStyle w:val="NormlWeb"/>
-        <w:numPr>
-          <w:ilvl w:val="0"/>
-          <w:numId w:val="17"/>
-        </w:numPr>
-      </w:pPr>
-      <w:r>
-        <w:t xml:space="preserve"> </w:t>
-      </w:r>
       <w:r>
         <w:rPr>
           <w:rStyle w:val="Kiemels2"/>
@@ -5240,7 +5247,7 @@
       <w:lvlText w:val="%1.%2"/>
       <w:lvlJc w:val="left"/>
       <w:pPr>
-        <w:ind w:left="576" w:hanging="576"/>
+        <w:ind w:left="4262" w:hanging="576"/>
       </w:pPr>
     </w:lvl>
     <w:lvl w:ilvl="2">
@@ -6338,6 +6345,7 @@
         <w:numId w:val="4"/>
       </w:numPr>
       <w:spacing w:before="200"/>
+      <w:ind w:left="576"/>
       <w:outlineLvl w:val="1"/>
     </w:pPr>
     <w:rPr>
